--- a/swh/docx/01.content.docx
+++ b/swh/docx/01.content.docx
@@ -28,22 +28,6 @@
       </w:r>
     </w:p>
     <w:p>
-      <w:pPr>
-        <w:pStyle w:val="Heading2"/>
-      </w:pPr>
-      <w:r>
-        <w:rPr>
-          <w:lang w:val="sw_KE" w:bidi="sw_KE"/>
-        </w:rPr>
-        <w:t>License Information</w:t>
-      </w:r>
-      <w:r>
-        <w:rPr>
-          <w:lang w:val="sw_KE" w:bidi="sw_KE"/>
-        </w:rPr>
-      </w:r>
-    </w:p>
-    <w:p>
       <w:pPr/>
       <w:r>
         <w:rPr>
@@ -55,86 +39,25 @@
           <w:b/>
           <w:lang w:val="sw_KE" w:bidi="sw_KE"/>
         </w:rPr>
-        <w:t>Maelezo ya Masomo (Biblica)</w:t>
-      </w:r>
-      <w:r>
-        <w:rPr>
-          <w:lang w:val="sw_KE" w:bidi="sw_KE"/>
-        </w:rPr>
-        <w:t xml:space="preserve"> (Swahili) is based on</w:t>
-      </w:r>
-      <w:r>
-        <w:rPr>
-          <w:lang w:val="sw_KE" w:bidi="sw_KE"/>
-        </w:rPr>
-        <w:t xml:space="preserve">: </w:t>
-      </w:r>
-      <w:r>
-        <w:rPr>
-          <w:lang w:val="sw_KE" w:bidi="sw_KE"/>
-        </w:rPr>
         <w:t>Biblica Study Notes</w:t>
       </w:r>
       <w:r>
         <w:rPr>
           <w:lang w:val="sw_KE" w:bidi="sw_KE"/>
         </w:rPr>
-        <w:t xml:space="preserve">, </w:t>
-      </w:r>
-      <w:hyperlink r:id="rId13">
-        <w:r>
-          <w:rPr>
-            <w:lang w:val="sw_KE" w:bidi="sw_KE"/>
-          </w:rPr>
-          <w:rPr>
-            <w:color w:val="0000EE"/>
-            <w:u w:val="single"/>
-          </w:rPr>
-          <w:t>Biblica Inc.</w:t>
-        </w:r>
-      </w:hyperlink>
-      <w:r>
-        <w:rPr>
-          <w:lang w:val="sw_KE" w:bidi="sw_KE"/>
-        </w:rPr>
-        <w:t xml:space="preserve">, 2023, which is licensed under a </w:t>
-      </w:r>
-      <w:hyperlink r:id="rId14">
-        <w:r>
-          <w:rPr>
-            <w:lang w:val="sw_KE" w:bidi="sw_KE"/>
-          </w:rPr>
-          <w:rPr>
-            <w:color w:val="0000EE"/>
-            <w:u w:val="single"/>
-          </w:rPr>
-          <w:t>CC BY-SA 4.0 license</w:t>
-        </w:r>
-      </w:hyperlink>
-      <w:r>
-        <w:rPr>
-          <w:lang w:val="sw_KE" w:bidi="sw_KE"/>
-        </w:rPr>
-        <w:t>.</w:t>
-      </w:r>
-      <w:r>
-        <w:rPr>
-          <w:lang w:val="sw_KE" w:bidi="sw_KE"/>
-        </w:rPr>
-      </w:r>
-    </w:p>
-    <w:p>
-      <w:pPr/>
-      <w:r>
-        <w:rPr>
-          <w:lang w:val="sw_KE" w:bidi="sw_KE"/>
-        </w:rPr>
-      </w:r>
-      <w:r>
-        <w:rPr>
-          <w:lang w:val="sw_KE" w:bidi="sw_KE"/>
-        </w:rPr>
-        <w:t>This PDF version is provided under the same license.</w:t>
+        <w:t xml:space="preserve"> © 2023 Biblica Inc. Released under CC BY-SA 4.0 license. </w:t>
+      </w:r>
+      <w:r>
+        <w:rPr>
+          <w:lang w:val="sw_KE" w:bidi="sw_KE"/>
+        </w:rPr>
+        <w:t>Biblica Study Notes</w:t>
+      </w:r>
+      <w:r>
+        <w:rPr>
+          <w:lang w:val="sw_KE" w:bidi="sw_KE"/>
+        </w:rPr>
+        <w:t xml:space="preserve"> has been adapted in the following languages: Tok Pisin, Arabic (عربي), French (Français), Hindi (हिंदी), Indonesian (Bahasa Indonesia), Portuguese (Português), Russian (Русский), Spanish (Español), Swahili (Kiswahili), and Simplified Chinese (简体中文)from Biblica Study Notes © 2023 Biblica Inc. Released under CC BY-SA 4.0 license by Mission Mutual</w:t>
       </w:r>
       <w:r>
         <w:rPr>

--- a/swh/docx/01.content.docx
+++ b/swh/docx/01.content.docx
@@ -116,26 +116,6 @@
           <w:lang w:val="sw_KE" w:bidi="sw_KE"/>
         </w:rPr>
         <w:t>GEN</w:t>
-      </w:r>
-      <w:r>
-        <w:rPr>
-          <w:lang w:val="sw_KE" w:bidi="sw_KE"/>
-        </w:rPr>
-      </w:r>
-    </w:p>
-    <w:p>
-      <w:pPr/>
-      <w:r>
-        <w:rPr>
-          <w:lang w:val="sw_KE" w:bidi="sw_KE"/>
-        </w:rPr>
-      </w:r>
-      <w:r>
-        <w:rPr>
-          <w:i/>
-          <w:lang w:val="sw_KE" w:bidi="sw_KE"/>
-        </w:rPr>
-        <w:t>Mwanzo 1:1–2:25, Mwanzo 3:1–24, Mwanzo 4:1–5:32, Mwanzo 6:1–8:14, Mwanzo 8:15–11:32, Mwanzo 12:1–14:24, Mwanzo 15:1–20:18, Mwanzo 21:1–22:24, Mwanzo 23:1–25:18, Mwanzo 25:19–28:9, Mwanzo 28:10–31:55, Mwanzo 32:1–35:29, Mwanzo 36:1–38:30, Mwanzo 39:1–41:57, , Mwanzo 45:16–50:26</w:t>
       </w:r>
       <w:r>
         <w:rPr>

--- a/swh/docx/01.content.docx
+++ b/swh/docx/01.content.docx
@@ -19,7 +19,7 @@
         <w:rPr>
           <w:lang w:val="sw_KE" w:bidi="sw_KE"/>
         </w:rPr>
-        <w:t>Resource: Maelezo ya Masomo (Biblica)</w:t>
+        <w:t>Resource: Biblica Study Notes</w:t>
       </w:r>
       <w:r>
         <w:rPr>
@@ -78,7 +78,7 @@
         <w:rPr>
           <w:lang w:val="sw_KE" w:bidi="sw_KE"/>
         </w:rPr>
-        <w:t>Maelezo ya Masomo (Biblica)</w:t>
+        <w:t>Biblica Study Notes</w:t>
       </w:r>
     </w:p>
     <w:p>

--- a/swh/docx/01.content.docx
+++ b/swh/docx/01.content.docx
@@ -2686,116 +2686,6 @@
           <w:lang w:val="sw_KE" w:bidi="sw_KE"/>
         </w:rPr>
         <w:t>Kisha Mungu alimsaidia Yosefu kuelewa maana ya ndoto za Farao. Baada ya hapo, Farao alimteua Yosefu kuwa mtawala wa Misri yote. Yosefu alihakikisha kwamba kutakuwa na chakula cha kutosha wakati wa miaka ya njaa kali.</w:t>
-      </w:r>
-      <w:r>
-        <w:rPr>
-          <w:lang w:val="sw_KE" w:bidi="sw_KE"/>
-        </w:rPr>
-      </w:r>
-      <w:r>
-        <w:rPr>
-          <w:lang w:val="sw_KE" w:bidi="sw_KE"/>
-        </w:rPr>
-      </w:r>
-    </w:p>
-    <w:p>
-      <w:pPr/>
-      <w:r>
-        <w:rPr>
-          <w:lang w:val="sw_KE" w:bidi="sw_KE"/>
-        </w:rPr>
-      </w:r>
-    </w:p>
-    <w:p>
-      <w:pPr>
-        <w:pStyle w:val="Heading2"/>
-      </w:pPr>
-      <w:r>
-        <w:rPr>
-          <w:lang w:val="sw_KE" w:bidi="sw_KE"/>
-        </w:rPr>
-      </w:r>
-    </w:p>
-    <w:p>
-      <w:pPr/>
-      <w:r>
-        <w:rPr>
-          <w:lang w:val="sw_KE" w:bidi="sw_KE"/>
-        </w:rPr>
-      </w:r>
-      <w:r>
-        <w:rPr>
-          <w:lang w:val="sw_KE" w:bidi="sw_KE"/>
-        </w:rPr>
-        <w:t xml:space="preserve">Yakobo hakutaka kumtuma </w:t>
-      </w:r>
-      <w:r>
-        <w:rPr>
-          <w:lang w:val="sw_KE" w:bidi="sw_KE"/>
-        </w:rPr>
-        <w:t>Benyamini</w:t>
-      </w:r>
-      <w:r>
-        <w:rPr>
-          <w:lang w:val="sw_KE" w:bidi="sw_KE"/>
-        </w:rPr>
-        <w:t xml:space="preserve"> kwenda Misri kununua chakula. Aliogopa kumpoteza kama alivyompoteza Yosefu.</w:t>
-      </w:r>
-    </w:p>
-    <w:p>
-      <w:pPr/>
-      <w:r>
-        <w:rPr>
-          <w:lang w:val="sw_KE" w:bidi="sw_KE"/>
-        </w:rPr>
-      </w:r>
-      <w:r>
-        <w:rPr>
-          <w:lang w:val="sw_KE" w:bidi="sw_KE"/>
-        </w:rPr>
-        <w:t>Yosefu aliwajaribu ndugu zake kumi kwa kuwafanya wamlete Benyamini Misri. Kisha aliwajaribu kuona kama wangemtendea Benyamini vibaya.</w:t>
-      </w:r>
-    </w:p>
-    <w:p>
-      <w:pPr/>
-      <w:r>
-        <w:rPr>
-          <w:lang w:val="sw_KE" w:bidi="sw_KE"/>
-        </w:rPr>
-      </w:r>
-      <w:r>
-        <w:rPr>
-          <w:lang w:val="sw_KE" w:bidi="sw_KE"/>
-        </w:rPr>
-        <w:t>Yuda alikuwa amebadilika tangu alipomuuza Yosefu utumwani. Alijitolea kubaki kama mtumwa wa Yosefu ili Benyamini aweze kuondoka huru.</w:t>
-      </w:r>
-    </w:p>
-    <w:p>
-      <w:pPr/>
-      <w:r>
-        <w:rPr>
-          <w:lang w:val="sw_KE" w:bidi="sw_KE"/>
-        </w:rPr>
-      </w:r>
-      <w:r>
-        <w:rPr>
-          <w:lang w:val="sw_KE" w:bidi="sw_KE"/>
-        </w:rPr>
-        <w:t>Kisha ndugu kumi walijua kwamba Yosefu mtawala wa Misri alikuwa ndugu yao Yosefu. Waliogopa kile ambacho angewafanyia. Lakini Yosefu aliwasamehe. Alieleza jinsi Mungu alivyofanya mambo mazuri yatokee hata kutokana na matendo yao maovu.</w:t>
-      </w:r>
-    </w:p>
-    <w:p>
-      <w:pPr/>
-      <w:r>
-        <w:rPr>
-          <w:lang w:val="sw_KE" w:bidi="sw_KE"/>
-        </w:rPr>
-      </w:r>
-      <w:r>
-        <w:rPr>
-          <w:lang w:val="sw_KE" w:bidi="sw_KE"/>
-        </w:rPr>
-        <w:t>Ndoto ya Yosefu kutoka alipokuwa kijana mdogo ilitimia. Ndoto hiyo ilirekodiwa katika Mwanzo 37:5–11. Ndugu zake walimuonyesha heshima. Lakini ndugu hao hawakuchukiana tena wala kuwa na wivu. Badala yake, walilia na kukumbatiana na kuzungumza pamoja.</w:t>
       </w:r>
       <w:r>
         <w:rPr>
